--- a/web/src/fixtures/demo/report-ifrs9.docx
+++ b/web/src/fixtures/demo/report-ifrs9.docx
@@ -163,7 +163,7 @@
           </w:tcPr>
           <w:p>
             <w:r>
-              <w:t>2026-09-12</w:t>
+              <w:t>2026-09-15</w:t>
             </w:r>
           </w:p>
         </w:tc>
@@ -199,7 +199,7 @@
         <w:rPr>
           <w:rFonts w:ascii="Consolas" w:hAnsi="Consolas"/>
         </w:rPr>
-        <w:t>git_sha=0071cfc634a64dcb751bd430a4c8d75277a20857</w:t>
+        <w:t>git_sha=104226e0c1bb2c4a46356ca4a52be047e738b6d7</w:t>
       </w:r>
     </w:p>
     <w:p>
@@ -2392,7 +2392,7 @@
         <w:rPr>
           <w:rFonts w:ascii="Consolas" w:hAnsi="Consolas"/>
         </w:rPr>
-        <w:t>2026-09-12T19:00:44.006525Z</w:t>
+        <w:t>2026-09-15T13:26:30.596779Z</w:t>
       </w:r>
     </w:p>
     <w:p>
@@ -2456,7 +2456,7 @@
         <w:rPr>
           <w:rFonts w:ascii="Consolas" w:hAnsi="Consolas"/>
         </w:rPr>
-        <w:t>0071cfc634a64dcb751bd430a4c8d75277a20857</w:t>
+        <w:t>104226e0c1bb2c4a46356ca4a52be047e738b6d7</w:t>
       </w:r>
     </w:p>
     <w:p>
@@ -2476,7 +2476,7 @@
         <w:br/>
         <w:t xml:space="preserve">  "PyYAML": "6.0.3",</w:t>
         <w:br/>
-        <w:t xml:space="preserve">  "nikodym": "1.14.0",</w:t>
+        <w:t xml:space="preserve">  "nikodym": "1.16.0",</w:t>
         <w:br/>
         <w:t xml:space="preserve">  "numpy": "2.4.6",</w:t>
         <w:br/>
@@ -2516,7 +2516,7 @@
         <w:rPr>
           <w:rFonts w:ascii="Consolas" w:hAnsi="Consolas"/>
         </w:rPr>
-        <w:t>ad15acc13aedcc100420376791828c476418ae6f4407b858d9b5f64273dbcc0b</w:t>
+        <w:t>55e3e6faca67ce0ada608c8aa3f9bedba5e7d1348837dda23ed676d8f3b58270</w:t>
       </w:r>
     </w:p>
     <w:p>

--- a/web/src/fixtures/demo/report-ifrs9.docx
+++ b/web/src/fixtures/demo/report-ifrs9.docx
@@ -163,7 +163,7 @@
           </w:tcPr>
           <w:p>
             <w:r>
-              <w:t>2026-09-15</w:t>
+              <w:t>2026-09-21</w:t>
             </w:r>
           </w:p>
         </w:tc>
@@ -199,7 +199,7 @@
         <w:rPr>
           <w:rFonts w:ascii="Consolas" w:hAnsi="Consolas"/>
         </w:rPr>
-        <w:t>git_sha=104226e0c1bb2c4a46356ca4a52be047e738b6d7</w:t>
+        <w:t>git_sha=664872ae9a9165656bea7fa0c133b0024f203108</w:t>
       </w:r>
     </w:p>
     <w:p>
@@ -2392,7 +2392,7 @@
         <w:rPr>
           <w:rFonts w:ascii="Consolas" w:hAnsi="Consolas"/>
         </w:rPr>
-        <w:t>2026-09-15T13:26:30.596779Z</w:t>
+        <w:t>2026-09-21T19:58:14.973580Z</w:t>
       </w:r>
     </w:p>
     <w:p>
@@ -2456,7 +2456,7 @@
         <w:rPr>
           <w:rFonts w:ascii="Consolas" w:hAnsi="Consolas"/>
         </w:rPr>
-        <w:t>104226e0c1bb2c4a46356ca4a52be047e738b6d7</w:t>
+        <w:t>664872ae9a9165656bea7fa0c133b0024f203108</w:t>
       </w:r>
     </w:p>
     <w:p>
@@ -2476,7 +2476,7 @@
         <w:br/>
         <w:t xml:space="preserve">  "PyYAML": "6.0.3",</w:t>
         <w:br/>
-        <w:t xml:space="preserve">  "nikodym": "1.16.0",</w:t>
+        <w:t xml:space="preserve">  "nikodym": "1.18.0",</w:t>
         <w:br/>
         <w:t xml:space="preserve">  "numpy": "2.4.6",</w:t>
         <w:br/>
@@ -2516,7 +2516,7 @@
         <w:rPr>
           <w:rFonts w:ascii="Consolas" w:hAnsi="Consolas"/>
         </w:rPr>
-        <w:t>55e3e6faca67ce0ada608c8aa3f9bedba5e7d1348837dda23ed676d8f3b58270</w:t>
+        <w:t>557cef544f1141f89ae5f86b17eff20ee4ed7e084bbf81c2eccaa5f8efe4cfa1</w:t>
       </w:r>
     </w:p>
     <w:p>

--- a/web/src/fixtures/demo/report-ifrs9.docx
+++ b/web/src/fixtures/demo/report-ifrs9.docx
@@ -163,7 +163,7 @@
           </w:tcPr>
           <w:p>
             <w:r>
-              <w:t>2026-09-21</w:t>
+              <w:t>2026-09-22</w:t>
             </w:r>
           </w:p>
         </w:tc>
@@ -199,7 +199,7 @@
         <w:rPr>
           <w:rFonts w:ascii="Consolas" w:hAnsi="Consolas"/>
         </w:rPr>
-        <w:t>git_sha=664872ae9a9165656bea7fa0c133b0024f203108</w:t>
+        <w:t>git_sha=e77cc6a5d3c91915cd790d92cf8cad2930a04c81</w:t>
       </w:r>
     </w:p>
     <w:p>
@@ -2392,7 +2392,7 @@
         <w:rPr>
           <w:rFonts w:ascii="Consolas" w:hAnsi="Consolas"/>
         </w:rPr>
-        <w:t>2026-09-21T19:58:14.973580Z</w:t>
+        <w:t>2026-09-22T15:39:44.439012Z</w:t>
       </w:r>
     </w:p>
     <w:p>
@@ -2456,7 +2456,7 @@
         <w:rPr>
           <w:rFonts w:ascii="Consolas" w:hAnsi="Consolas"/>
         </w:rPr>
-        <w:t>664872ae9a9165656bea7fa0c133b0024f203108</w:t>
+        <w:t>e77cc6a5d3c91915cd790d92cf8cad2930a04c81</w:t>
       </w:r>
     </w:p>
     <w:p>
@@ -2476,7 +2476,7 @@
         <w:br/>
         <w:t xml:space="preserve">  "PyYAML": "6.0.3",</w:t>
         <w:br/>
-        <w:t xml:space="preserve">  "nikodym": "1.18.0",</w:t>
+        <w:t xml:space="preserve">  "nikodym": "1.19.0",</w:t>
         <w:br/>
         <w:t xml:space="preserve">  "numpy": "2.4.6",</w:t>
         <w:br/>
@@ -2516,7 +2516,7 @@
         <w:rPr>
           <w:rFonts w:ascii="Consolas" w:hAnsi="Consolas"/>
         </w:rPr>
-        <w:t>557cef544f1141f89ae5f86b17eff20ee4ed7e084bbf81c2eccaa5f8efe4cfa1</w:t>
+        <w:t>5b9f004ccf409b18dfdb62d3948ea3d3322cd9caa2fc3d00f99ab894eed80740</w:t>
       </w:r>
     </w:p>
     <w:p>
@@ -4636,6 +4636,9 @@
     <w:name w:val="Normal"/>
     <w:qFormat/>
     <w:rsid w:val="00FC693F"/>
+    <w:rPr>
+      <w:rFonts w:ascii="Roboto" w:hAnsi="Roboto" w:eastAsia="Roboto" w:cs="Roboto"/>
+    </w:rPr>
   </w:style>
   <w:style w:type="paragraph" w:styleId="Header">
     <w:name w:val="header"/>
@@ -4696,10 +4699,10 @@
       <w:outlineLvl w:val="0"/>
     </w:pPr>
     <w:rPr>
-      <w:rFonts w:asciiTheme="majorHAnsi" w:eastAsiaTheme="majorEastAsia" w:hAnsiTheme="majorHAnsi" w:cstheme="majorBidi"/>
+      <w:rFonts w:ascii="Roboto" w:hAnsi="Roboto" w:eastAsia="Roboto" w:cs="Roboto"/>
       <w:b/>
       <w:bCs/>
-      <w:color w:val="365F91" w:themeColor="accent1" w:themeShade="BF"/>
+      <w:color w:val="0A2240"/>
       <w:sz w:val="28"/>
       <w:szCs w:val="28"/>
     </w:rPr>
@@ -4720,10 +4723,10 @@
       <w:outlineLvl w:val="1"/>
     </w:pPr>
     <w:rPr>
-      <w:rFonts w:asciiTheme="majorHAnsi" w:eastAsiaTheme="majorEastAsia" w:hAnsiTheme="majorHAnsi" w:cstheme="majorBidi"/>
+      <w:rFonts w:ascii="Roboto" w:hAnsi="Roboto" w:eastAsia="Roboto" w:cs="Roboto"/>
       <w:b/>
       <w:bCs/>
-      <w:color w:val="4F81BD" w:themeColor="accent1"/>
+      <w:color w:val="0A2240"/>
       <w:sz w:val="26"/>
       <w:szCs w:val="26"/>
     </w:rPr>
@@ -4744,10 +4747,10 @@
       <w:outlineLvl w:val="2"/>
     </w:pPr>
     <w:rPr>
-      <w:rFonts w:asciiTheme="majorHAnsi" w:eastAsiaTheme="majorEastAsia" w:hAnsiTheme="majorHAnsi" w:cstheme="majorBidi"/>
+      <w:rFonts w:ascii="Roboto" w:hAnsi="Roboto" w:eastAsia="Roboto" w:cs="Roboto"/>
       <w:b/>
       <w:bCs/>
-      <w:color w:val="4F81BD" w:themeColor="accent1"/>
+      <w:color w:val="1859E0"/>
     </w:rPr>
   </w:style>
   <w:style w:type="paragraph" w:styleId="Heading4">
@@ -4985,8 +4988,8 @@
       <w:contextualSpacing/>
     </w:pPr>
     <w:rPr>
-      <w:rFonts w:asciiTheme="majorHAnsi" w:eastAsiaTheme="majorEastAsia" w:hAnsiTheme="majorHAnsi" w:cstheme="majorBidi"/>
-      <w:color w:val="17365D" w:themeColor="text2" w:themeShade="BF"/>
+      <w:rFonts w:ascii="Roboto" w:hAnsi="Roboto" w:eastAsia="Roboto" w:cs="Roboto"/>
+      <w:color w:val="0A2240"/>
       <w:spacing w:val="5"/>
       <w:kern w:val="28"/>
       <w:sz w:val="52"/>
